--- a/src-tauri/templates/Рапорт на матеріальну допомогу.docx
+++ b/src-tauri/templates/Рапорт на матеріальну допомогу.docx
@@ -148,7 +148,7 @@
           <w:b w:val="0"/>
           <w:sz w:val="24"/>
         </w:rPr>
-        <w:t>{{mainRank}} {{mainName}}</w:t>
+        <w:t>{{main.rank}} {{main.fullName}}</w:t>
       </w:r>
     </w:p>
     <w:p>
@@ -162,7 +162,7 @@
           <w:b w:val="0"/>
           <w:sz w:val="24"/>
         </w:rPr>
-        <w:t>{{mainPosition}}</w:t>
+        <w:t>{{main.position}}</w:t>
       </w:r>
     </w:p>
     <w:sectPr>

--- a/src-tauri/templates/Рапорт на матеріальну допомогу.docx
+++ b/src-tauri/templates/Рапорт на матеріальну допомогу.docx
@@ -27,7 +27,7 @@
           <w:b w:val="0"/>
           <w:sz w:val="24"/>
         </w:rPr>
-        <w:t>від {{soldier.rank}} {{soldier.fullName}}</w:t>
+        <w:t>від {{військовий_1_звання:родовий}} {{військовий_1_піб:родовий}}</w:t>
       </w:r>
     </w:p>
     <w:p>
@@ -41,7 +41,7 @@
           <w:b w:val="0"/>
           <w:sz w:val="24"/>
         </w:rPr>
-        <w:t>{{soldier.position}}</w:t>
+        <w:t>{{військовий_1_посада:родовий}}</w:t>
       </w:r>
     </w:p>
     <w:p>
@@ -95,7 +95,7 @@
           <w:b w:val="0"/>
           <w:sz w:val="24"/>
         </w:rPr>
-        <w:t>Освіта: {{soldier.educationLevel}}. {{soldier.educationDetails}}</w:t>
+        <w:t>Освіта: {{військовий_1_освіта}}. {{військовий_1_де_отримана_освіта}}</w:t>
       </w:r>
     </w:p>
     <w:p>
@@ -108,7 +108,7 @@
           <w:b w:val="0"/>
           <w:sz w:val="24"/>
         </w:rPr>
-        <w:t>Служба в ЗСУ: {{soldier.armedForcesServiceStartDate}}</w:t>
+        <w:t>Служба в ЗСУ: {{військовий_1_служба_в_зсу}}</w:t>
       </w:r>
     </w:p>
     <w:p>
@@ -121,7 +121,7 @@
           <w:b w:val="0"/>
           <w:sz w:val="24"/>
         </w:rPr>
-        <w:t>Призначений на посаду: {{soldier.positionAssignedDate}}</w:t>
+        <w:t>Призначений на посаду: {{військовий_1_дата_призначення}}</w:t>
       </w:r>
     </w:p>
     <w:p>
@@ -134,7 +134,7 @@
           <w:b w:val="0"/>
           <w:sz w:val="24"/>
         </w:rPr>
-        <w:t>Наказ: {{soldier.positionAssignmentOrder}}</w:t>
+        <w:t>Наказ: {{військовий_1_наказ_призначення}}</w:t>
       </w:r>
     </w:p>
     <w:p>
@@ -148,7 +148,7 @@
           <w:b w:val="0"/>
           <w:sz w:val="24"/>
         </w:rPr>
-        <w:t>{{main.rank}} {{main.fullName}}</w:t>
+        <w:t>{{основний_підписант_звання}} {{основний_підписант_піб}}</w:t>
       </w:r>
     </w:p>
     <w:p>
@@ -162,7 +162,7 @@
           <w:b w:val="0"/>
           <w:sz w:val="24"/>
         </w:rPr>
-        <w:t>{{main.position}}</w:t>
+        <w:t>{{основний_підписант_посада}}</w:t>
       </w:r>
     </w:p>
     <w:sectPr>
